--- a/backend/assets/templates/irp-template.docx
+++ b/backend/assets/templates/irp-template.docx
@@ -5372,7 +5372,7 @@
                 <w:sz w:val="19"/>
                 <w:szCs w:val="19"/>
               </w:rPr>
-              <w:t>[A definir pela equipa]</w:t>
+              <w:t>{data_versao_1}</w:t>
             </w:r>
           </w:p>
         </w:tc>
